--- a/Paper_EDA_Corrected.docx
+++ b/Paper_EDA_Corrected.docx
@@ -5590,6 +5590,9 @@
       <w:r>
         <w:t>. Histogram of Age</w:t>
       </w:r>
+      <w:r>
+        <w:t>.</w:t>
+      </w:r>
     </w:p>
     <w:p>
       <w:pPr>
@@ -6414,6 +6417,9 @@
       <w:r>
         <w:t>Stem plot of Heart Rate (HR)</w:t>
       </w:r>
+      <w:r>
+        <w:t>.</w:t>
+      </w:r>
     </w:p>
     <w:p>
       <w:pPr>
@@ -6589,6 +6595,13 @@
           <w:iCs w:val="0"/>
         </w:rPr>
         <w:t>)</w:t>
+      </w:r>
+      <w:r>
+        <w:rPr>
+          <w:i w:val="0"/>
+          <w:iCs w:val="0"/>
+        </w:rPr>
+        <w:t>.</w:t>
       </w:r>
     </w:p>
     <w:p>
@@ -6729,6 +6742,9 @@
       </w:r>
       <w:r>
         <w:t>emperature (Temp)</w:t>
+      </w:r>
+      <w:r>
+        <w:t>.</w:t>
       </w:r>
     </w:p>
     <w:p>
@@ -7592,6 +7608,9 @@
                             <w:r>
                               <w:t>bles</w:t>
                             </w:r>
+                            <w:r>
+                              <w:t>.</w:t>
+                            </w:r>
                           </w:p>
                         </w:txbxContent>
                       </wps:txbx>
@@ -7669,6 +7688,9 @@
                       <w:r>
                         <w:t>bles</w:t>
                       </w:r>
+                      <w:r>
+                        <w:t>.</w:t>
+                      </w:r>
                     </w:p>
                   </w:txbxContent>
                 </v:textbox>
@@ -7704,7 +7726,7 @@
           <w:noProof/>
         </w:rPr>
         <w:drawing>
-          <wp:inline distT="0" distB="0" distL="0" distR="0" wp14:anchorId="79AFEF18" wp14:editId="6F0B855B">
+          <wp:inline distT="0" distB="0" distL="0" distR="0" wp14:anchorId="79AFEF18" wp14:editId="2EFEE744">
             <wp:extent cx="2667600" cy="1890000"/>
             <wp:effectExtent l="0" t="0" r="0" b="0"/>
             <wp:docPr id="1685847217" name="Imagen 8" descr="Gráfico, Gráfico de dispersión&#10;&#10;El contenido generado por IA puede ser incorrecto."/>
@@ -7819,6 +7841,9 @@
       <w:r>
         <w:t xml:space="preserve"> HR vs Performance_Score</w:t>
       </w:r>
+      <w:r>
+        <w:t>.</w:t>
+      </w:r>
     </w:p>
     <w:p>
       <w:pPr>
@@ -8222,7 +8247,7 @@
           <w:noProof/>
         </w:rPr>
         <w:drawing>
-          <wp:inline distT="0" distB="0" distL="0" distR="0" wp14:anchorId="2F5448E4" wp14:editId="7F655F72">
+          <wp:inline distT="0" distB="0" distL="0" distR="0" wp14:anchorId="2F5448E4" wp14:editId="6C846AB7">
             <wp:extent cx="2444400" cy="1890000"/>
             <wp:effectExtent l="0" t="0" r="0" b="0"/>
             <wp:docPr id="1816002846" name="Imagen 1" descr="Gráfico, Gráfico de cajas y bigotes&#10;&#10;El contenido generado por IA puede ser incorrecto."/>
@@ -8330,6 +8355,9 @@
       <w:r>
         <w:t>. Boxplot of Injury_Risk vs Performance_Score</w:t>
       </w:r>
+      <w:r>
+        <w:t>.</w:t>
+      </w:r>
     </w:p>
     <w:p>
       <w:pPr>
@@ -8343,7 +8371,7 @@
         </w:rPr>
         <w:lastRenderedPageBreak/>
         <w:drawing>
-          <wp:inline distT="0" distB="0" distL="0" distR="0" wp14:anchorId="5CDA9EBD" wp14:editId="21EC4024">
+          <wp:inline distT="0" distB="0" distL="0" distR="0" wp14:anchorId="5CDA9EBD" wp14:editId="57E44DAA">
             <wp:extent cx="2444400" cy="1890000"/>
             <wp:effectExtent l="0" t="0" r="0" b="0"/>
             <wp:docPr id="725311688" name="Imagen 2" descr="Gráfico&#10;&#10;El contenido generado por IA puede ser incorrecto."/>
@@ -8450,6 +8478,9 @@
       </w:r>
       <w:r>
         <w:t>. Violin Plot of Injury_Risk vs Performance_Score</w:t>
+      </w:r>
+      <w:r>
+        <w:t>.</w:t>
       </w:r>
     </w:p>
     <w:p>
@@ -11972,10 +12003,6 @@
 </file>
 
 <file path=customXml/item1.xml><?xml version="1.0" encoding="utf-8"?>
-<b:Sources xmlns:b="http://schemas.openxmlformats.org/officeDocument/2006/bibliography" xmlns="http://schemas.openxmlformats.org/officeDocument/2006/bibliography" SelectedStyle="\APASixthEditionOfficeOnline.xsl" StyleName="APA" Version="6"/>
-</file>
-
-<file path=customXml/item2.xml><?xml version="1.0" encoding="utf-8"?>
 <?mso-contentType ?>
 <FormTemplates xmlns="http://schemas.microsoft.com/sharepoint/v3/contenttype/forms">
   <Display>DocumentLibraryForm</Display>
@@ -11984,15 +12011,11 @@
 </FormTemplates>
 </file>
 
-<file path=customXml/item3.xml><?xml version="1.0" encoding="utf-8"?>
-<p:properties xmlns:p="http://schemas.microsoft.com/office/2006/metadata/properties" xmlns:xsi="http://www.w3.org/2001/XMLSchema-instance" xmlns:pc="http://schemas.microsoft.com/office/infopath/2007/PartnerControls">
-  <documentManagement>
-    <_activity xmlns="25c0df98-bbb1-42ee-83c4-8a55417400ac" xsi:nil="true"/>
-  </documentManagement>
-</p:properties>
+<file path=customXml/item2.xml><?xml version="1.0" encoding="utf-8"?>
+<b:Sources xmlns:b="http://schemas.openxmlformats.org/officeDocument/2006/bibliography" xmlns="http://schemas.openxmlformats.org/officeDocument/2006/bibliography" SelectedStyle="\APASixthEditionOfficeOnline.xsl" StyleName="APA" Version="6"/>
 </file>
 
-<file path=customXml/item4.xml><?xml version="1.0" encoding="utf-8"?>
+<file path=customXml/item3.xml><?xml version="1.0" encoding="utf-8"?>
 <ct:contentTypeSchema xmlns:ct="http://schemas.microsoft.com/office/2006/metadata/contentType" xmlns:ma="http://schemas.microsoft.com/office/2006/metadata/properties/metaAttributes" ct:_="" ma:_="" ma:contentTypeName="Documento" ma:contentTypeID="0x01010073983D47DDFC05478755EA1B5FE185D5" ma:contentTypeVersion="13" ma:contentTypeDescription="Crear nuevo documento." ma:contentTypeScope="" ma:versionID="db5e3056e5ce2b182f0bb9e3352078d2">
   <xsd:schema xmlns:xsd="http://www.w3.org/2001/XMLSchema" xmlns:xs="http://www.w3.org/2001/XMLSchema" xmlns:p="http://schemas.microsoft.com/office/2006/metadata/properties" xmlns:ns3="25c0df98-bbb1-42ee-83c4-8a55417400ac" xmlns:ns4="4c9510e2-7f59-473d-9e43-a501037ba5a4" targetNamespace="http://schemas.microsoft.com/office/2006/metadata/properties" ma:root="true" ma:fieldsID="f1464f9888a7d57e98773596c8362ad6" ns3:_="" ns4:_="">
     <xsd:import namespace="25c0df98-bbb1-42ee-83c4-8a55417400ac"/>
@@ -12213,7 +12236,23 @@
 </ct:contentTypeSchema>
 </file>
 
+<file path=customXml/item4.xml><?xml version="1.0" encoding="utf-8"?>
+<p:properties xmlns:p="http://schemas.microsoft.com/office/2006/metadata/properties" xmlns:xsi="http://www.w3.org/2001/XMLSchema-instance" xmlns:pc="http://schemas.microsoft.com/office/infopath/2007/PartnerControls">
+  <documentManagement>
+    <_activity xmlns="25c0df98-bbb1-42ee-83c4-8a55417400ac" xsi:nil="true"/>
+  </documentManagement>
+</p:properties>
+</file>
+
 <file path=customXml/itemProps1.xml><?xml version="1.0" encoding="utf-8"?>
+<ds:datastoreItem xmlns:ds="http://schemas.openxmlformats.org/officeDocument/2006/customXml" ds:itemID="{1448DFB6-428B-45CF-9CAF-071C5A84D07B}">
+  <ds:schemaRefs>
+    <ds:schemaRef ds:uri="http://schemas.microsoft.com/sharepoint/v3/contenttype/forms"/>
+  </ds:schemaRefs>
+</ds:datastoreItem>
+</file>
+
+<file path=customXml/itemProps2.xml><?xml version="1.0" encoding="utf-8"?>
 <ds:datastoreItem xmlns:ds="http://schemas.openxmlformats.org/officeDocument/2006/customXml" ds:itemID="{6FF4841F-F1A8-48B9-9C01-34891778B805}">
   <ds:schemaRefs>
     <ds:schemaRef ds:uri="http://schemas.openxmlformats.org/officeDocument/2006/bibliography"/>
@@ -12221,25 +12260,7 @@
 </ds:datastoreItem>
 </file>
 
-<file path=customXml/itemProps2.xml><?xml version="1.0" encoding="utf-8"?>
-<ds:datastoreItem xmlns:ds="http://schemas.openxmlformats.org/officeDocument/2006/customXml" ds:itemID="{1448DFB6-428B-45CF-9CAF-071C5A84D07B}">
-  <ds:schemaRefs>
-    <ds:schemaRef ds:uri="http://schemas.microsoft.com/sharepoint/v3/contenttype/forms"/>
-  </ds:schemaRefs>
-</ds:datastoreItem>
-</file>
-
 <file path=customXml/itemProps3.xml><?xml version="1.0" encoding="utf-8"?>
-<ds:datastoreItem xmlns:ds="http://schemas.openxmlformats.org/officeDocument/2006/customXml" ds:itemID="{6C3E3389-A656-43BF-8C26-255898BCE5BB}">
-  <ds:schemaRefs>
-    <ds:schemaRef ds:uri="http://schemas.microsoft.com/office/2006/metadata/properties"/>
-    <ds:schemaRef ds:uri="http://schemas.microsoft.com/office/infopath/2007/PartnerControls"/>
-    <ds:schemaRef ds:uri="25c0df98-bbb1-42ee-83c4-8a55417400ac"/>
-  </ds:schemaRefs>
-</ds:datastoreItem>
-</file>
-
-<file path=customXml/itemProps4.xml><?xml version="1.0" encoding="utf-8"?>
 <ds:datastoreItem xmlns:ds="http://schemas.openxmlformats.org/officeDocument/2006/customXml" ds:itemID="{270F7EF8-97C9-4CB3-809B-BE00A068B8F1}">
   <ds:schemaRefs>
     <ds:schemaRef ds:uri="http://schemas.microsoft.com/office/2006/metadata/contentType"/>
@@ -12256,4 +12277,14 @@
     <ds:schemaRef ds:uri="http://schemas.microsoft.com/internal/obd"/>
   </ds:schemaRefs>
 </ds:datastoreItem>
+</file>
+
+<file path=customXml/itemProps4.xml><?xml version="1.0" encoding="utf-8"?>
+<ds:datastoreItem xmlns:ds="http://schemas.openxmlformats.org/officeDocument/2006/customXml" ds:itemID="{6C3E3389-A656-43BF-8C26-255898BCE5BB}">
+  <ds:schemaRefs>
+    <ds:schemaRef ds:uri="http://schemas.microsoft.com/office/2006/metadata/properties"/>
+    <ds:schemaRef ds:uri="http://schemas.microsoft.com/office/infopath/2007/PartnerControls"/>
+    <ds:schemaRef ds:uri="25c0df98-bbb1-42ee-83c4-8a55417400ac"/>
+  </ds:schemaRefs>
+</ds:datastoreItem>
 </file>